--- a/docs/会议纪要/第八周会议纪要.docx
+++ b/docs/会议纪要/第八周会议纪要.docx
@@ -1314,7 +1314,21 @@
           <w:szCs w:val="24"/>
           <w:lang w:val="en-US" w:eastAsia="zh-CN"/>
         </w:rPr>
-        <w:t>别太荒谬 负责完成会议纪要、测试计划、H IPO图重绘及模块划分。</w:t>
+        <w:t>杨坤洁</w:t>
+      </w:r>
+      <w:bookmarkStart w:id="0" w:name="_GoBack"/>
+      <w:bookmarkEnd w:id="0"/>
+      <w:r>
+        <w:rPr>
+          <w:rFonts w:hint="eastAsia" w:ascii="Microsoft JhengHei"/>
+          <w:b w:val="0"/>
+          <w:bCs/>
+          <w:spacing w:val="-9"/>
+          <w:sz w:val="24"/>
+          <w:szCs w:val="24"/>
+          <w:lang w:val="en-US" w:eastAsia="zh-CN"/>
+        </w:rPr>
+        <w:t xml:space="preserve"> 负责完成会议纪要、测试计划、H IPO图重绘及模块划分。</w:t>
       </w:r>
     </w:p>
     <w:p>
@@ -1814,8 +1828,6 @@
         </w:rPr>
         <w:t>19</w:t>
       </w:r>
-      <w:bookmarkStart w:id="0" w:name="_GoBack"/>
-      <w:bookmarkEnd w:id="0"/>
       <w:r>
         <w:rPr>
           <w:sz w:val="28"/>
